--- a/sba_application/06_personal_history_resume/Management_Resume_Geoff_Schackmann_DRAFT.docx
+++ b/sba_application/06_personal_history_resume/Management_Resume_Geoff_Schackmann_DRAFT.docx
@@ -61,7 +61,7 @@
         <w:t xml:space="preserve">Company Title:  </w:t>
       </w:r>
       <w:r>
-        <w:t>Managing Member (34.8% via Adeline &amp; Lilah, LLC)</w:t>
+        <w:t>Managing Member (39.9% via Adeline &amp; Lilah, LLC)</w:t>
       </w:r>
     </w:p>
     <w:p>

--- a/sba_application/06_personal_history_resume/Management_Resume_Geoff_Schackmann_DRAFT.docx
+++ b/sba_application/06_personal_history_resume/Management_Resume_Geoff_Schackmann_DRAFT.docx
@@ -20,7 +20,7 @@
           <w:color w:val="606060"/>
           <w:sz w:val="18"/>
         </w:rPr>
-        <w:t>SBA 7(a) Application - Tyler Hospice Hold LLC (dba Azalea Hospice &amp; Palliative Care)</w:t>
+        <w:t>SBA 7(a) Application - Tyler Hospice Hold, LLC (dba Azalea Hospice &amp; Palliative Care)</w:t>
       </w:r>
     </w:p>
     <w:p>
@@ -167,7 +167,7 @@
           <w:i w:val="0"/>
           <w:sz w:val="21"/>
         </w:rPr>
-        <w:t>Multi-hospice operator and transaction-led growth leader with operational responsibility for Medicare-certified hospice and palliative-care agencies across multiple states. Sole member of Adeline &amp; Lilah, LLC (AZ), the holding entity through which equity in Tyler Hospice Hold LLC is held. Leads transaction structuring, financing, capital allocation, and post-close integration.</w:t>
+        <w:t>Multi-hospice operator and transaction-led growth leader with operational responsibility for Medicare-certified hospice and palliative-care agencies across multiple states. Sole member of Adeline &amp; Lilah, LLC (AZ), the holding entity through which equity in Tyler Hospice Hold, LLC is held. Leads transaction structuring, financing, capital allocation, and post-close integration.</w:t>
       </w:r>
     </w:p>
     <w:p>
@@ -472,7 +472,7 @@
           <w:color w:val="606060"/>
           <w:sz w:val="16"/>
         </w:rPr>
-        <w:t>Prepared for the SBA 7(a) loan application of Tyler Hospice Hold LLC (dba Azalea Hospice &amp; Palliative Care). Confidential.</w:t>
+        <w:t>Prepared for the SBA 7(a) loan application of Tyler Hospice Hold, LLC (dba Azalea Hospice &amp; Palliative Care). Confidential.</w:t>
       </w:r>
     </w:p>
     <w:sectPr>

--- a/sba_application/06_personal_history_resume/Management_Resume_Geoff_Schackmann_DRAFT.docx
+++ b/sba_application/06_personal_history_resume/Management_Resume_Geoff_Schackmann_DRAFT.docx
@@ -61,7 +61,7 @@
         <w:t xml:space="preserve">Company Title:  </w:t>
       </w:r>
       <w:r>
-        <w:t>Managing Member (39.9% via Adeline &amp; Lilah, LLC)</w:t>
+        <w:t>Manager (39.9% direct individual owner)</w:t>
       </w:r>
     </w:p>
     <w:p>
@@ -167,7 +167,7 @@
           <w:i w:val="0"/>
           <w:sz w:val="21"/>
         </w:rPr>
-        <w:t>Multi-hospice operator and transaction-led growth leader with operational responsibility for Medicare-certified hospice and palliative-care agencies across multiple states. Sole member of Adeline &amp; Lilah, LLC (AZ), the holding entity through which equity in Tyler Hospice Hold, LLC is held. Leads transaction structuring, financing, capital allocation, and post-close integration.</w:t>
+        <w:t>Multi-hospice operator and transaction-led growth leader with operational responsibility for Medicare-certified hospice and palliative-care agencies across multiple states. Direct individual owner of a 39.9% interest in Tyler Hospice Hold, LLC and its Manager. Leads transaction structuring, financing, capital allocation, and post-close integration.</w:t>
       </w:r>
     </w:p>
     <w:p>
